--- a/PCB/电池子系统均衡板/变压器图纸.docx
+++ b/PCB/电池子系统均衡板/变压器图纸.docx
@@ -311,9 +311,9 @@
       <w:r>
         <w:drawing>
           <wp:inline distT="0" distB="0" distL="114300" distR="114300">
-            <wp:extent cx="5300345" cy="4074795"/>
-            <wp:effectExtent l="0" t="0" r="3175" b="9525"/>
-            <wp:docPr id="4" name="图片 3"/>
+            <wp:extent cx="5273675" cy="4215130"/>
+            <wp:effectExtent l="0" t="0" r="0" b="0"/>
+            <wp:docPr id="1" name="图片 1"/>
             <wp:cNvGraphicFramePr>
               <a:graphicFrameLocks xmlns:a="http://schemas.openxmlformats.org/drawingml/2006/main" noChangeAspect="1"/>
             </wp:cNvGraphicFramePr>
@@ -321,14 +321,14 @@
               <a:graphicData uri="http://schemas.openxmlformats.org/drawingml/2006/picture">
                 <pic:pic xmlns:pic="http://schemas.openxmlformats.org/drawingml/2006/picture">
                   <pic:nvPicPr>
-                    <pic:cNvPr id="4" name="图片 3"/>
+                    <pic:cNvPr id="1" name="图片 1"/>
                     <pic:cNvPicPr>
                       <a:picLocks noChangeAspect="1"/>
                     </pic:cNvPicPr>
                   </pic:nvPicPr>
                   <pic:blipFill>
                     <a:blip r:embed="rId6"/>
-                    <a:srcRect r="-615" b="3737"/>
+                    <a:srcRect t="3323" b="3993"/>
                     <a:stretch>
                       <a:fillRect/>
                     </a:stretch>
@@ -336,7 +336,7 @@
                   <pic:spPr>
                     <a:xfrm>
                       <a:off x="0" y="0"/>
-                      <a:ext cx="5300345" cy="4074795"/>
+                      <a:ext cx="5273675" cy="4215130"/>
                     </a:xfrm>
                     <a:prstGeom prst="rect">
                       <a:avLst/>
@@ -352,6 +352,8 @@
           </wp:inline>
         </w:drawing>
       </w:r>
+      <w:bookmarkStart w:id="0" w:name="_GoBack"/>
+      <w:bookmarkEnd w:id="0"/>
     </w:p>
     <w:p>
       <w:pPr>
@@ -386,8 +388,6 @@
         </w:rPr>
         <w:t>漆包线采用真空浸漆固定，磁环中间和骨架需要使用E44环氧树脂进行固定灌封避免磁环脱落。</w:t>
       </w:r>
-      <w:bookmarkStart w:id="0" w:name="_GoBack"/>
-      <w:bookmarkEnd w:id="0"/>
     </w:p>
     <w:sectPr>
       <w:pgSz w:w="11906" w:h="16838"/>

--- a/PCB/电池子系统均衡板/变压器图纸.docx
+++ b/PCB/电池子系统均衡板/变压器图纸.docx
@@ -266,7 +266,7 @@
           <w:szCs w:val="24"/>
           <w:lang w:val="en-US" w:eastAsia="zh-CN"/>
         </w:rPr>
-        <w:t>QA-155 0.3mm漆包线</w:t>
+        <w:t>QA-155 0.5mm漆包线</w:t>
       </w:r>
     </w:p>
     <w:p>
@@ -301,7 +301,7 @@
           <w:szCs w:val="24"/>
           <w:lang w:val="en-US" w:eastAsia="zh-CN"/>
         </w:rPr>
-        <w:t>每组绕组6+6T，中心抽头引出。绕组需要按照如下实物映射图进行接线：</w:t>
+        <w:t>每组绕组8+8T，中心抽头引出。绕组需要按照如下实物映射图进行接线：</w:t>
       </w:r>
     </w:p>
     <w:p>
@@ -352,6 +352,286 @@
           </wp:inline>
         </w:drawing>
       </w:r>
+    </w:p>
+    <w:p>
+      <w:pPr>
+        <w:jc w:val="left"/>
+        <w:rPr>
+          <w:rFonts w:hint="eastAsia"/>
+          <w:lang w:val="en-US" w:eastAsia="zh-CN"/>
+        </w:rPr>
+      </w:pPr>
+    </w:p>
+    <w:p>
+      <w:pPr>
+        <w:jc w:val="left"/>
+        <w:rPr>
+          <w:rFonts w:hint="eastAsia"/>
+          <w:lang w:val="en-US" w:eastAsia="zh-CN"/>
+        </w:rPr>
+      </w:pPr>
+      <w:r>
+        <w:rPr>
+          <w:rFonts w:hint="eastAsia"/>
+          <w:b/>
+          <w:bCs/>
+          <w:lang w:val="en-US" w:eastAsia="zh-CN"/>
+        </w:rPr>
+        <w:t>固定工艺：</w:t>
+      </w:r>
+      <w:r>
+        <w:rPr>
+          <w:rFonts w:hint="eastAsia"/>
+          <w:lang w:val="en-US" w:eastAsia="zh-CN"/>
+        </w:rPr>
+        <w:t>漆包线采用真空浸漆固定，磁环中间和骨架需要使用E44环氧树脂进行固定灌封避免磁环脱落。</w:t>
+      </w:r>
+    </w:p>
+    <w:p>
+      <w:pPr>
+        <w:jc w:val="left"/>
+        <w:rPr>
+          <w:rFonts w:hint="eastAsia"/>
+          <w:lang w:val="en-US" w:eastAsia="zh-CN"/>
+        </w:rPr>
+      </w:pPr>
+    </w:p>
+    <w:p>
+      <w:pPr>
+        <w:jc w:val="left"/>
+        <w:rPr>
+          <w:rFonts w:hint="eastAsia"/>
+          <w:lang w:val="en-US" w:eastAsia="zh-CN"/>
+        </w:rPr>
+      </w:pPr>
+      <w:r>
+        <w:rPr>
+          <w:rFonts w:hint="eastAsia"/>
+          <w:b/>
+          <w:bCs/>
+          <w:lang w:val="en-US" w:eastAsia="zh-CN"/>
+        </w:rPr>
+        <w:t>特别注意事项：</w:t>
+      </w:r>
+      <w:r>
+        <w:rPr>
+          <w:rFonts w:hint="eastAsia"/>
+          <w:lang w:val="en-US" w:eastAsia="zh-CN"/>
+        </w:rPr>
+        <w:t>变压器的磁环在固定到骨架上时，必须朝向PIN1的方向位移！确保变压器在靠近板边的位置处，磁环加上绕组后的边沿外圆和骨架右侧处于齐平状态，否则变压器无法安装！</w:t>
+      </w:r>
+    </w:p>
+    <w:p>
+      <w:pPr>
+        <w:jc w:val="left"/>
+      </w:pPr>
+      <w:r>
+        <w:drawing>
+          <wp:inline distT="0" distB="0" distL="114300" distR="114300">
+            <wp:extent cx="2857500" cy="3401060"/>
+            <wp:effectExtent l="0" t="0" r="7620" b="12700"/>
+            <wp:docPr id="5" name="图片 1"/>
+            <wp:cNvGraphicFramePr>
+              <a:graphicFrameLocks xmlns:a="http://schemas.openxmlformats.org/drawingml/2006/main" noChangeAspect="1"/>
+            </wp:cNvGraphicFramePr>
+            <a:graphic xmlns:a="http://schemas.openxmlformats.org/drawingml/2006/main">
+              <a:graphicData uri="http://schemas.openxmlformats.org/drawingml/2006/picture">
+                <pic:pic xmlns:pic="http://schemas.openxmlformats.org/drawingml/2006/picture">
+                  <pic:nvPicPr>
+                    <pic:cNvPr id="5" name="图片 1"/>
+                    <pic:cNvPicPr>
+                      <a:picLocks noChangeAspect="1"/>
+                    </pic:cNvPicPr>
+                  </pic:nvPicPr>
+                  <pic:blipFill>
+                    <a:blip r:embed="rId7"/>
+                    <a:stretch>
+                      <a:fillRect/>
+                    </a:stretch>
+                  </pic:blipFill>
+                  <pic:spPr>
+                    <a:xfrm>
+                      <a:off x="0" y="0"/>
+                      <a:ext cx="2857500" cy="3401060"/>
+                    </a:xfrm>
+                    <a:prstGeom prst="rect">
+                      <a:avLst/>
+                    </a:prstGeom>
+                    <a:noFill/>
+                    <a:ln>
+                      <a:noFill/>
+                    </a:ln>
+                  </pic:spPr>
+                </pic:pic>
+              </a:graphicData>
+            </a:graphic>
+          </wp:inline>
+        </w:drawing>
+      </w:r>
+      <w:r>
+        <w:drawing>
+          <wp:inline distT="0" distB="0" distL="114300" distR="114300">
+            <wp:extent cx="2237740" cy="3418205"/>
+            <wp:effectExtent l="0" t="0" r="2540" b="10795"/>
+            <wp:docPr id="6" name="图片 2"/>
+            <wp:cNvGraphicFramePr>
+              <a:graphicFrameLocks xmlns:a="http://schemas.openxmlformats.org/drawingml/2006/main" noChangeAspect="1"/>
+            </wp:cNvGraphicFramePr>
+            <a:graphic xmlns:a="http://schemas.openxmlformats.org/drawingml/2006/main">
+              <a:graphicData uri="http://schemas.openxmlformats.org/drawingml/2006/picture">
+                <pic:pic xmlns:pic="http://schemas.openxmlformats.org/drawingml/2006/picture">
+                  <pic:nvPicPr>
+                    <pic:cNvPr id="6" name="图片 2"/>
+                    <pic:cNvPicPr>
+                      <a:picLocks noChangeAspect="1"/>
+                    </pic:cNvPicPr>
+                  </pic:nvPicPr>
+                  <pic:blipFill>
+                    <a:blip r:embed="rId8"/>
+                    <a:stretch>
+                      <a:fillRect/>
+                    </a:stretch>
+                  </pic:blipFill>
+                  <pic:spPr>
+                    <a:xfrm>
+                      <a:off x="0" y="0"/>
+                      <a:ext cx="2237740" cy="3418205"/>
+                    </a:xfrm>
+                    <a:prstGeom prst="rect">
+                      <a:avLst/>
+                    </a:prstGeom>
+                    <a:noFill/>
+                    <a:ln>
+                      <a:noFill/>
+                    </a:ln>
+                  </pic:spPr>
+                </pic:pic>
+              </a:graphicData>
+            </a:graphic>
+          </wp:inline>
+        </w:drawing>
+      </w:r>
+    </w:p>
+    <w:p>
+      <w:pPr>
+        <w:jc w:val="center"/>
+        <w:rPr>
+          <w:rFonts w:hint="default" w:eastAsiaTheme="minorEastAsia"/>
+          <w:b/>
+          <w:bCs/>
+          <w:lang w:val="en-US" w:eastAsia="zh-CN"/>
+        </w:rPr>
+      </w:pPr>
+      <w:r>
+        <w:rPr>
+          <w:rFonts w:hint="eastAsia"/>
+          <w:b/>
+          <w:bCs/>
+          <w:lang w:val="en-US" w:eastAsia="zh-CN"/>
+        </w:rPr>
+        <w:t>其中左侧为</w:t>
+      </w:r>
+      <w:r>
+        <w:rPr>
+          <w:rFonts w:hint="eastAsia"/>
+          <w:b/>
+          <w:bCs/>
+          <w:color w:val="FF0000"/>
+          <w:lang w:val="en-US" w:eastAsia="zh-CN"/>
+        </w:rPr>
+        <w:t>不合格（NG）</w:t>
+      </w:r>
+      <w:r>
+        <w:rPr>
+          <w:rFonts w:hint="eastAsia"/>
+          <w:b/>
+          <w:bCs/>
+          <w:lang w:val="en-US" w:eastAsia="zh-CN"/>
+        </w:rPr>
+        <w:t>图例，右侧为</w:t>
+      </w:r>
+      <w:r>
+        <w:rPr>
+          <w:rFonts w:hint="eastAsia"/>
+          <w:b/>
+          <w:bCs/>
+          <w:color w:val="75BD42" w:themeColor="accent4"/>
+          <w:lang w:val="en-US" w:eastAsia="zh-CN"/>
+          <w14:textFill>
+            <w14:solidFill>
+              <w14:schemeClr w14:val="accent4"/>
+            </w14:solidFill>
+          </w14:textFill>
+        </w:rPr>
+        <w:t>合格（GOOD）</w:t>
+      </w:r>
+      <w:r>
+        <w:rPr>
+          <w:rFonts w:hint="eastAsia"/>
+          <w:b/>
+          <w:bCs/>
+          <w:lang w:val="en-US" w:eastAsia="zh-CN"/>
+        </w:rPr>
+        <w:t>图例</w:t>
+      </w:r>
+    </w:p>
+    <w:p>
+      <w:pPr>
+        <w:jc w:val="left"/>
+        <w:rPr>
+          <w:rFonts w:hint="eastAsia"/>
+          <w:lang w:val="en-US" w:eastAsia="zh-CN"/>
+        </w:rPr>
+      </w:pPr>
+    </w:p>
+    <w:p>
+      <w:pPr>
+        <w:jc w:val="left"/>
+      </w:pPr>
+      <w:r>
+        <w:drawing>
+          <wp:inline distT="0" distB="0" distL="114300" distR="114300">
+            <wp:extent cx="2310130" cy="2954020"/>
+            <wp:effectExtent l="0" t="0" r="0" b="0"/>
+            <wp:docPr id="7" name="图片 3"/>
+            <wp:cNvGraphicFramePr>
+              <a:graphicFrameLocks xmlns:a="http://schemas.openxmlformats.org/drawingml/2006/main" noChangeAspect="1"/>
+            </wp:cNvGraphicFramePr>
+            <a:graphic xmlns:a="http://schemas.openxmlformats.org/drawingml/2006/main">
+              <a:graphicData uri="http://schemas.openxmlformats.org/drawingml/2006/picture">
+                <pic:pic xmlns:pic="http://schemas.openxmlformats.org/drawingml/2006/picture">
+                  <pic:nvPicPr>
+                    <pic:cNvPr id="7" name="图片 3"/>
+                    <pic:cNvPicPr>
+                      <a:picLocks noChangeAspect="1"/>
+                    </pic:cNvPicPr>
+                  </pic:nvPicPr>
+                  <pic:blipFill>
+                    <a:blip r:embed="rId9"/>
+                    <a:srcRect b="9775"/>
+                    <a:stretch>
+                      <a:fillRect/>
+                    </a:stretch>
+                  </pic:blipFill>
+                  <pic:spPr>
+                    <a:xfrm>
+                      <a:off x="0" y="0"/>
+                      <a:ext cx="2310130" cy="2954020"/>
+                    </a:xfrm>
+                    <a:prstGeom prst="rect">
+                      <a:avLst/>
+                    </a:prstGeom>
+                    <a:noFill/>
+                    <a:ln>
+                      <a:noFill/>
+                    </a:ln>
+                  </pic:spPr>
+                </pic:pic>
+              </a:graphicData>
+            </a:graphic>
+          </wp:inline>
+        </w:drawing>
+      </w:r>
       <w:bookmarkStart w:id="0" w:name="_GoBack"/>
       <w:bookmarkEnd w:id="0"/>
     </w:p>
@@ -359,35 +639,118 @@
       <w:pPr>
         <w:jc w:val="left"/>
         <w:rPr>
-          <w:rFonts w:hint="eastAsia"/>
-          <w:lang w:val="en-US" w:eastAsia="zh-CN"/>
-        </w:rPr>
-      </w:pPr>
-    </w:p>
-    <w:p>
-      <w:pPr>
-        <w:jc w:val="left"/>
-        <w:rPr>
           <w:rFonts w:hint="default" w:eastAsiaTheme="minorEastAsia"/>
-          <w:lang w:val="en-US" w:eastAsia="zh-CN"/>
-        </w:rPr>
-      </w:pPr>
-      <w:r>
-        <w:rPr>
-          <w:rFonts w:hint="eastAsia"/>
-          <w:b/>
-          <w:bCs/>
-          <w:lang w:val="en-US" w:eastAsia="zh-CN"/>
-        </w:rPr>
-        <w:t>固定工艺：</w:t>
-      </w:r>
-      <w:r>
-        <w:rPr>
-          <w:rFonts w:hint="eastAsia"/>
-          <w:lang w:val="en-US" w:eastAsia="zh-CN"/>
-        </w:rPr>
-        <w:t>漆包线采用真空浸漆固定，磁环中间和骨架需要使用E44环氧树脂进行固定灌封避免磁环脱落。</w:t>
-      </w:r>
+          <w:b/>
+          <w:bCs/>
+          <w:color w:val="FF0000"/>
+          <w:lang w:val="en-US" w:eastAsia="zh-CN"/>
+        </w:rPr>
+      </w:pPr>
+      <w:r>
+        <w:rPr>
+          <w:rFonts w:hint="eastAsia"/>
+          <w:b/>
+          <w:bCs/>
+          <w:color w:val="FF0000"/>
+          <w:lang w:val="en-US" w:eastAsia="zh-CN"/>
+        </w:rPr>
+        <w:t>如果磁环超出骨架左侧边沿则会引起上图所示的问题导致变压器无法安装！请务必注意。</w:t>
+      </w:r>
+    </w:p>
+    <w:p>
+      <w:pPr>
+        <w:jc w:val="left"/>
+        <w:rPr>
+          <w:rFonts w:hint="default"/>
+          <w:lang w:val="en-US" w:eastAsia="zh-CN"/>
+        </w:rPr>
+      </w:pPr>
+    </w:p>
+    <w:p>
+      <w:pPr>
+        <w:jc w:val="left"/>
+        <w:rPr>
+          <w:rFonts w:hint="default"/>
+          <w:lang w:val="en-US" w:eastAsia="zh-CN"/>
+        </w:rPr>
+      </w:pPr>
+    </w:p>
+    <w:p>
+      <w:pPr>
+        <w:jc w:val="left"/>
+        <w:rPr>
+          <w:rFonts w:hint="default"/>
+          <w:b/>
+          <w:bCs/>
+          <w:lang w:val="en-US" w:eastAsia="zh-CN"/>
+        </w:rPr>
+      </w:pPr>
+      <w:r>
+        <w:rPr>
+          <w:rFonts w:hint="eastAsia"/>
+          <w:b/>
+          <w:bCs/>
+          <w:lang w:val="en-US" w:eastAsia="zh-CN"/>
+        </w:rPr>
+        <w:t>变压器成品参考图如下：</w:t>
+      </w:r>
+    </w:p>
+    <w:p>
+      <w:pPr>
+        <w:jc w:val="left"/>
+      </w:pPr>
+      <w:r>
+        <w:drawing>
+          <wp:inline distT="0" distB="0" distL="114300" distR="114300">
+            <wp:extent cx="5272405" cy="6447155"/>
+            <wp:effectExtent l="0" t="0" r="635" b="14605"/>
+            <wp:docPr id="4" name="图片 1"/>
+            <wp:cNvGraphicFramePr>
+              <a:graphicFrameLocks xmlns:a="http://schemas.openxmlformats.org/drawingml/2006/main" noChangeAspect="1"/>
+            </wp:cNvGraphicFramePr>
+            <a:graphic xmlns:a="http://schemas.openxmlformats.org/drawingml/2006/main">
+              <a:graphicData uri="http://schemas.openxmlformats.org/drawingml/2006/picture">
+                <pic:pic xmlns:pic="http://schemas.openxmlformats.org/drawingml/2006/picture">
+                  <pic:nvPicPr>
+                    <pic:cNvPr id="4" name="图片 1"/>
+                    <pic:cNvPicPr>
+                      <a:picLocks noChangeAspect="1"/>
+                    </pic:cNvPicPr>
+                  </pic:nvPicPr>
+                  <pic:blipFill>
+                    <a:blip r:embed="rId10"/>
+                    <a:stretch>
+                      <a:fillRect/>
+                    </a:stretch>
+                  </pic:blipFill>
+                  <pic:spPr>
+                    <a:xfrm>
+                      <a:off x="0" y="0"/>
+                      <a:ext cx="5272405" cy="6447155"/>
+                    </a:xfrm>
+                    <a:prstGeom prst="rect">
+                      <a:avLst/>
+                    </a:prstGeom>
+                    <a:noFill/>
+                    <a:ln>
+                      <a:noFill/>
+                    </a:ln>
+                  </pic:spPr>
+                </pic:pic>
+              </a:graphicData>
+            </a:graphic>
+          </wp:inline>
+        </w:drawing>
+      </w:r>
+    </w:p>
+    <w:p>
+      <w:pPr>
+        <w:jc w:val="left"/>
+        <w:rPr>
+          <w:rFonts w:hint="eastAsia" w:eastAsiaTheme="minorEastAsia"/>
+          <w:lang w:val="en-US" w:eastAsia="zh-CN"/>
+        </w:rPr>
+      </w:pPr>
     </w:p>
     <w:sectPr>
       <w:pgSz w:w="11906" w:h="16838"/>
